--- a/docs/문해력15분_학생안내문.docx
+++ b/docs/문해력15분_학생안내문.docx
@@ -433,6 +433,35 @@
           <w:sz w:val="20"/>
           <w:szCs w:val="20"/>
         </w:rPr>
+        <w:t xml:space="preserve">학습지가 없다면  </w:t>
+      </w:r>
+      <w:r>
+        <w:rPr>
+          <w:rFonts w:ascii="맑은 고딕" w:cs="맑은 고딕" w:eastAsia="맑은 고딕" w:hAnsi="맑은 고딕"/>
+          <w:sz w:val="20"/>
+          <w:szCs w:val="20"/>
+        </w:rPr>
+        <w:t xml:space="preserve">학습지를 깜빡했거나 잃어버렸다면, 왼쪽 사이드바 맨 위 "전체 학습지 (PDF)"를 눌러 1~32주차 전체 학습지를 바로 열어볼 수 있어요.</w:t>
+      </w:r>
+    </w:p>
+    <w:p>
+      <w:pPr>
+        <w:pStyle w:val="ListParagraph"/>
+        <w:numPr>
+          <w:ilvl w:val="0"/>
+          <w:numId w:val="2"/>
+        </w:numPr>
+        <w:spacing w:after="60"/>
+      </w:pPr>
+      <w:r>
+        <w:rPr>
+          <w:rFonts w:ascii="맑은 고딕" w:cs="맑은 고딕" w:eastAsia="맑은 고딕" w:hAnsi="맑은 고딕"/>
+          <w:b/>
+          <w:bCs/>
+          <w:color w:val="1F3A5F"/>
+          <w:sz w:val="20"/>
+          <w:szCs w:val="20"/>
+        </w:rPr>
         <w:t xml:space="preserve">확인 문제(Q1~Q3)  </w:t>
       </w:r>
       <w:r>
@@ -930,10 +959,6 @@
 </w:document>
 </file>
 
-<file path=word/comments.xml><?xml version="1.0" encoding="utf-8"?>
-<w:comments xmlns:cx="http://schemas.microsoft.com/office/drawing/2014/chartex" xmlns:cx1="http://schemas.microsoft.com/office/drawing/2015/9/8/chartex" xmlns:cx2="http://schemas.microsoft.com/office/drawing/2015/10/21/chartex" xmlns:cx3="http://schemas.microsoft.com/office/drawing/2016/5/9/chartex" xmlns:cx4="http://schemas.microsoft.com/office/drawing/2016/5/10/chartex" xmlns:cx5="http://schemas.microsoft.com/office/drawing/2016/5/11/chartex" xmlns:cx6="http://schemas.microsoft.com/office/drawing/2016/5/12/chartex" xmlns:cx7="http://schemas.microsoft.com/office/drawing/2016/5/13/chartex" xmlns:cx8="http://schemas.microsoft.com/office/drawing/2016/5/14/chartex" xmlns:mc="http://schemas.openxmlformats.org/markup-compatibility/2006" xmlns:aink="http://schemas.microsoft.com/office/drawing/2016/ink" xmlns:am3d="http://schemas.microsoft.com/office/drawing/2017/model3d" xmlns:o="urn:schemas-microsoft-com:office:office" xmlns:r="http://schemas.openxmlformats.org/officeDocument/2006/relationships" xmlns:m="http://schemas.openxmlformats.org/officeDocument/2006/math" xmlns:v="urn:schemas-microsoft-com:vml" xmlns:wp14="http://schemas.microsoft.com/office/word/2010/wordprocessingDrawing" xmlns:wp="http://schemas.openxmlformats.org/drawingml/2006/wordprocessingDrawing" xmlns:w10="urn:schemas-microsoft-com:office:word" xmlns:w="http://schemas.openxmlformats.org/wordprocessingml/2006/main" xmlns:w14="http://schemas.microsoft.com/office/word/2010/wordml" xmlns:w15="http://schemas.microsoft.com/office/word/2012/wordml" xmlns:w16cex="http://schemas.microsoft.com/office/word/2018/wordml/cex" xmlns:w16cid="http://schemas.microsoft.com/office/word/2016/wordml/cid" xmlns:w16="http://schemas.microsoft.com/office/word/2018/wordml" xmlns:w16sdtdh="http://schemas.microsoft.com/office/word/2020/wordml/sdtdatahash" xmlns:w16se="http://schemas.microsoft.com/office/word/2015/wordml/symex" xmlns:wpg="http://schemas.microsoft.com/office/word/2010/wordprocessingGroup" xmlns:wpi="http://schemas.microsoft.com/office/word/2010/wordprocessingInk" xmlns:wne="http://schemas.microsoft.com/office/word/2006/wordml" xmlns:wps="http://schemas.microsoft.com/office/word/2010/wordprocessingShape"/>
-</file>
-
 <file path=word/endnotes.xml><?xml version="1.0" encoding="utf-8"?>
 <w:endnotes xmlns:wpc="http://schemas.microsoft.com/office/word/2010/wordprocessingCanvas" xmlns:mc="http://schemas.openxmlformats.org/markup-compatibility/2006" xmlns:o="urn:schemas-microsoft-com:office:office" xmlns:r="http://schemas.openxmlformats.org/officeDocument/2006/relationships" xmlns:m="http://schemas.openxmlformats.org/officeDocument/2006/math" xmlns:v="urn:schemas-microsoft-com:vml" xmlns:wp14="http://schemas.microsoft.com/office/word/2010/wordprocessingDrawing" xmlns:wp="http://schemas.openxmlformats.org/drawingml/2006/wordprocessingDrawing" xmlns:w10="urn:schemas-microsoft-com:office:word" xmlns:w="http://schemas.openxmlformats.org/wordprocessingml/2006/main" xmlns:w14="http://schemas.microsoft.com/office/word/2010/wordml" xmlns:w15="http://schemas.microsoft.com/office/word/2012/wordml" xmlns:wpg="http://schemas.microsoft.com/office/word/2010/wordprocessingGroup" xmlns:wpi="http://schemas.microsoft.com/office/word/2010/wordprocessingInk" xmlns:wne="http://schemas.microsoft.com/office/word/2006/wordml" xmlns:wps="http://schemas.microsoft.com/office/word/2010/wordprocessingShape" mc:Ignorable="w14 w15 wp14">
   <w:endnote w:type="separator" w:id="-1">
@@ -1012,7 +1037,7 @@
 <w:numbering xmlns:wpc="http://schemas.microsoft.com/office/word/2010/wordprocessingCanvas" xmlns:mc="http://schemas.openxmlformats.org/markup-compatibility/2006" xmlns:o="urn:schemas-microsoft-com:office:office" xmlns:r="http://schemas.openxmlformats.org/officeDocument/2006/relationships" xmlns:m="http://schemas.openxmlformats.org/officeDocument/2006/math" xmlns:v="urn:schemas-microsoft-com:vml" xmlns:wp14="http://schemas.microsoft.com/office/word/2010/wordprocessingDrawing" xmlns:wp="http://schemas.openxmlformats.org/drawingml/2006/wordprocessingDrawing" xmlns:w10="urn:schemas-microsoft-com:office:word" xmlns:w="http://schemas.openxmlformats.org/wordprocessingml/2006/main" xmlns:w14="http://schemas.microsoft.com/office/word/2010/wordml" xmlns:w15="http://schemas.microsoft.com/office/word/2012/wordml" xmlns:wpg="http://schemas.microsoft.com/office/word/2010/wordprocessingGroup" xmlns:wpi="http://schemas.microsoft.com/office/word/2010/wordprocessingInk" xmlns:wne="http://schemas.microsoft.com/office/word/2006/wordml" xmlns:wps="http://schemas.microsoft.com/office/word/2010/wordprocessingShape" mc:Ignorable="w14 w15 wp14">
   <w:abstractNum w:abstractNumId="1" w15:restartNumberingAfterBreak="0">
     <w:multiLevelType w:val="hybridMultilevel"/>
-    <w:lvl w:ilvl="0" w15:tentative="1">
+    <w:lvl w:ilvl="0" w:tentative="1">
       <w:start w:val="1"/>
       <w:numFmt w:val="bullet"/>
       <w:lvlText w:val="●"/>
@@ -1021,7 +1046,7 @@
         <w:ind w:left="720" w:hanging="360"/>
       </w:pPr>
     </w:lvl>
-    <w:lvl w:ilvl="1" w15:tentative="1">
+    <w:lvl w:ilvl="1" w:tentative="1">
       <w:start w:val="1"/>
       <w:numFmt w:val="bullet"/>
       <w:lvlText w:val="○"/>
@@ -1030,7 +1055,7 @@
         <w:ind w:left="1440" w:hanging="360"/>
       </w:pPr>
     </w:lvl>
-    <w:lvl w:ilvl="2" w15:tentative="1">
+    <w:lvl w:ilvl="2" w:tentative="1">
       <w:start w:val="1"/>
       <w:numFmt w:val="bullet"/>
       <w:lvlText w:val="■"/>
@@ -1039,7 +1064,7 @@
         <w:ind w:left="2160" w:hanging="360"/>
       </w:pPr>
     </w:lvl>
-    <w:lvl w:ilvl="3" w15:tentative="1">
+    <w:lvl w:ilvl="3" w:tentative="1">
       <w:start w:val="1"/>
       <w:numFmt w:val="bullet"/>
       <w:lvlText w:val="●"/>
@@ -1048,7 +1073,7 @@
         <w:ind w:left="2880" w:hanging="360"/>
       </w:pPr>
     </w:lvl>
-    <w:lvl w:ilvl="4" w15:tentative="1">
+    <w:lvl w:ilvl="4" w:tentative="1">
       <w:start w:val="1"/>
       <w:numFmt w:val="bullet"/>
       <w:lvlText w:val="○"/>
@@ -1057,7 +1082,7 @@
         <w:ind w:left="3600" w:hanging="360"/>
       </w:pPr>
     </w:lvl>
-    <w:lvl w:ilvl="5" w15:tentative="1">
+    <w:lvl w:ilvl="5" w:tentative="1">
       <w:start w:val="1"/>
       <w:numFmt w:val="bullet"/>
       <w:lvlText w:val="■"/>
@@ -1066,7 +1091,7 @@
         <w:ind w:left="4320" w:hanging="360"/>
       </w:pPr>
     </w:lvl>
-    <w:lvl w:ilvl="6" w15:tentative="1">
+    <w:lvl w:ilvl="6" w:tentative="1">
       <w:start w:val="1"/>
       <w:numFmt w:val="bullet"/>
       <w:lvlText w:val="●"/>
@@ -1075,7 +1100,7 @@
         <w:ind w:left="5040" w:hanging="360"/>
       </w:pPr>
     </w:lvl>
-    <w:lvl w:ilvl="7" w15:tentative="1">
+    <w:lvl w:ilvl="7" w:tentative="1">
       <w:start w:val="1"/>
       <w:numFmt w:val="bullet"/>
       <w:lvlText w:val="●"/>
@@ -1084,7 +1109,7 @@
         <w:ind w:left="5760" w:hanging="360"/>
       </w:pPr>
     </w:lvl>
-    <w:lvl w:ilvl="8" w15:tentative="1">
+    <w:lvl w:ilvl="8" w:tentative="1">
       <w:start w:val="1"/>
       <w:numFmt w:val="bullet"/>
       <w:lvlText w:val="●"/>
@@ -1096,7 +1121,7 @@
   </w:abstractNum>
   <w:abstractNum w:abstractNumId="2" w15:restartNumberingAfterBreak="0">
     <w:multiLevelType w:val="hybridMultilevel"/>
-    <w:lvl w:ilvl="0" w15:tentative="1">
+    <w:lvl w:ilvl="0" w:tentative="1">
       <w:start w:val="1"/>
       <w:numFmt w:val="bullet"/>
       <w:lvlText w:val="●"/>
@@ -1105,7 +1130,7 @@
         <w:ind w:left="340" w:hanging="220"/>
       </w:pPr>
     </w:lvl>
-    <w:lvl w:ilvl="1" w15:tentative="1">
+    <w:lvl w:ilvl="1" w:tentative="1">
       <w:start w:val="1"/>
       <w:numFmt w:val="bullet"/>
       <w:lvlText w:val="-"/>
@@ -1136,6 +1161,10 @@
     <w:rPrDefault/>
     <w:pPrDefault/>
   </w:docDefaults>
+  <w:style w:type="paragraph" w:styleId="Normal" w:default="1">
+    <w:name w:val="Normal"/>
+    <w:qFormat/>
+  </w:style>
   <w:style w:type="paragraph" w:styleId="Title">
     <w:name w:val="Title"/>
     <w:basedOn w:val="Normal"/>
@@ -1308,4 +1337,294 @@
     </w:rPr>
   </w:style>
 </w:styles>
+</file>
+
+<file path=word/theme/theme1.xml><?xml version="1.0" encoding="utf-8"?>
+<a:theme xmlns:a="http://schemas.openxmlformats.org/drawingml/2006/main" name="Office Theme">
+  <a:themeElements>
+    <a:clrScheme name="Office">
+      <a:dk1>
+        <a:sysClr val="windowText" lastClr="000000"/>
+      </a:dk1>
+      <a:lt1>
+        <a:sysClr val="window" lastClr="FFFFFF"/>
+      </a:lt1>
+      <a:dk2>
+        <a:srgbClr val="44546A"/>
+      </a:dk2>
+      <a:lt2>
+        <a:srgbClr val="E7E6E6"/>
+      </a:lt2>
+      <a:accent1>
+        <a:srgbClr val="4472C4"/>
+      </a:accent1>
+      <a:accent2>
+        <a:srgbClr val="ED7D31"/>
+      </a:accent2>
+      <a:accent3>
+        <a:srgbClr val="A5A5A5"/>
+      </a:accent3>
+      <a:accent4>
+        <a:srgbClr val="FFC000"/>
+      </a:accent4>
+      <a:accent5>
+        <a:srgbClr val="5B9BD5"/>
+      </a:accent5>
+      <a:accent6>
+        <a:srgbClr val="70AD47"/>
+      </a:accent6>
+      <a:hlink>
+        <a:srgbClr val="0563C1"/>
+      </a:hlink>
+      <a:folHlink>
+        <a:srgbClr val="954F72"/>
+      </a:folHlink>
+    </a:clrScheme>
+    <a:fontScheme name="Office">
+      <a:majorFont>
+        <a:latin typeface="Calibri Light" panose="020F0302020204030204"/>
+        <a:ea typeface=""/>
+        <a:cs typeface=""/>
+        <a:font script="Jpan" typeface="游ゴシック Light"/>
+        <a:font script="Hang" typeface="맑은 고딕"/>
+        <a:font script="Hans" typeface="等线 Light"/>
+        <a:font script="Hant" typeface="新細明體"/>
+        <a:font script="Arab" typeface="Times New Roman"/>
+        <a:font script="Hebr" typeface="Times New Roman"/>
+        <a:font script="Thai" typeface="Angsana New"/>
+        <a:font script="Ethi" typeface="Nyala"/>
+        <a:font script="Beng" typeface="Vrinda"/>
+        <a:font script="Gujr" typeface="Shruti"/>
+        <a:font script="Khmr" typeface="MoolBoran"/>
+        <a:font script="Knda" typeface="Tunga"/>
+        <a:font script="Guru" typeface="Raavi"/>
+        <a:font script="Cans" typeface="Euphemia"/>
+        <a:font script="Cher" typeface="Plantagenet Cherokee"/>
+        <a:font script="Yiii" typeface="Microsoft Yi Baiti"/>
+        <a:font script="Tibt" typeface="Microsoft Himalaya"/>
+        <a:font script="Thaa" typeface="MV Boli"/>
+        <a:font script="Deva" typeface="Mangal"/>
+        <a:font script="Telu" typeface="Gautami"/>
+        <a:font script="Taml" typeface="Latha"/>
+        <a:font script="Syrc" typeface="Estrangelo Edessa"/>
+        <a:font script="Orya" typeface="Kalinga"/>
+        <a:font script="Mlym" typeface="Kartika"/>
+        <a:font script="Laoo" typeface="DokChampa"/>
+        <a:font script="Sinh" typeface="Iskoola Pota"/>
+        <a:font script="Mong" typeface="Mongolian Baiti"/>
+        <a:font script="Viet" typeface="Times New Roman"/>
+        <a:font script="Uigh" typeface="Microsoft Uighur"/>
+        <a:font script="Geor" typeface="Sylfaen"/>
+        <a:font script="Armn" typeface="Arial"/>
+        <a:font script="Bugi" typeface="Leelawadee UI"/>
+        <a:font script="Bopo" typeface="Microsoft JhengHei"/>
+        <a:font script="Java" typeface="Javanese Text"/>
+        <a:font script="Lisu" typeface="Segoe UI"/>
+        <a:font script="Mymr" typeface="Myanmar Text"/>
+        <a:font script="Nkoo" typeface="Ebrima"/>
+        <a:font script="Olck" typeface="Nirmala UI"/>
+        <a:font script="Osma" typeface="Ebrima"/>
+        <a:font script="Phag" typeface="Phagspa"/>
+        <a:font script="Syrn" typeface="Estrangelo Edessa"/>
+        <a:font script="Syrj" typeface="Estrangelo Edessa"/>
+        <a:font script="Syre" typeface="Estrangelo Edessa"/>
+        <a:font script="Sora" typeface="Nirmala UI"/>
+        <a:font script="Tale" typeface="Microsoft Tai Le"/>
+        <a:font script="Talu" typeface="Microsoft New Tai Lue"/>
+        <a:font script="Tfng" typeface="Ebrima"/>
+      </a:majorFont>
+      <a:minorFont>
+        <a:latin typeface="Calibri" panose="020F0502020204030204"/>
+        <a:ea typeface=""/>
+        <a:cs typeface=""/>
+        <a:font script="Jpan" typeface="游明朝"/>
+        <a:font script="Hang" typeface="맑은 고딕"/>
+        <a:font script="Hans" typeface="等线"/>
+        <a:font script="Hant" typeface="新細明體"/>
+        <a:font script="Arab" typeface="Arial"/>
+        <a:font script="Hebr" typeface="Arial"/>
+        <a:font script="Thai" typeface="Cordia New"/>
+        <a:font script="Ethi" typeface="Nyala"/>
+        <a:font script="Beng" typeface="Vrinda"/>
+        <a:font script="Gujr" typeface="Shruti"/>
+        <a:font script="Khmr" typeface="DaunPenh"/>
+        <a:font script="Knda" typeface="Tunga"/>
+        <a:font script="Guru" typeface="Raavi"/>
+        <a:font script="Cans" typeface="Euphemia"/>
+        <a:font script="Cher" typeface="Plantagenet Cherokee"/>
+        <a:font script="Yiii" typeface="Microsoft Yi Baiti"/>
+        <a:font script="Tibt" typeface="Microsoft Himalaya"/>
+        <a:font script="Thaa" typeface="MV Boli"/>
+        <a:font script="Deva" typeface="Mangal"/>
+        <a:font script="Telu" typeface="Gautami"/>
+        <a:font script="Taml" typeface="Latha"/>
+        <a:font script="Syrc" typeface="Estrangelo Edessa"/>
+        <a:font script="Orya" typeface="Kalinga"/>
+        <a:font script="Mlym" typeface="Kartika"/>
+        <a:font script="Laoo" typeface="DokChampa"/>
+        <a:font script="Sinh" typeface="Iskoola Pota"/>
+        <a:font script="Mong" typeface="Mongolian Baiti"/>
+        <a:font script="Viet" typeface="Arial"/>
+        <a:font script="Uigh" typeface="Microsoft Uighur"/>
+        <a:font script="Geor" typeface="Sylfaen"/>
+        <a:font script="Armn" typeface="Arial"/>
+        <a:font script="Bugi" typeface="Leelawadee UI"/>
+        <a:font script="Bopo" typeface="Microsoft JhengHei"/>
+        <a:font script="Java" typeface="Javanese Text"/>
+        <a:font script="Lisu" typeface="Segoe UI"/>
+        <a:font script="Mymr" typeface="Myanmar Text"/>
+        <a:font script="Nkoo" typeface="Ebrima"/>
+        <a:font script="Olck" typeface="Nirmala UI"/>
+        <a:font script="Osma" typeface="Ebrima"/>
+        <a:font script="Phag" typeface="Phagspa"/>
+        <a:font script="Syrn" typeface="Estrangelo Edessa"/>
+        <a:font script="Syrj" typeface="Estrangelo Edessa"/>
+        <a:font script="Syre" typeface="Estrangelo Edessa"/>
+        <a:font script="Sora" typeface="Nirmala UI"/>
+        <a:font script="Tale" typeface="Microsoft Tai Le"/>
+        <a:font script="Talu" typeface="Microsoft New Tai Lue"/>
+        <a:font script="Tfng" typeface="Ebrima"/>
+      </a:minorFont>
+    </a:fontScheme>
+    <a:fmtScheme name="Office">
+      <a:fillStyleLst>
+        <a:solidFill>
+          <a:schemeClr val="phClr"/>
+        </a:solidFill>
+        <a:gradFill rotWithShape="true">
+          <a:gsLst>
+            <a:gs pos="0">
+              <a:schemeClr val="phClr">
+                <a:lumMod val="110000"/>
+                <a:satMod val="105000"/>
+                <a:tint val="67000"/>
+              </a:schemeClr>
+            </a:gs>
+            <a:gs pos="50000">
+              <a:schemeClr val="phClr">
+                <a:lumMod val="105000"/>
+                <a:satMod val="103000"/>
+                <a:tint val="73000"/>
+              </a:schemeClr>
+            </a:gs>
+            <a:gs pos="100000">
+              <a:schemeClr val="phClr">
+                <a:lumMod val="105000"/>
+                <a:satMod val="109000"/>
+                <a:tint val="81000"/>
+              </a:schemeClr>
+            </a:gs>
+          </a:gsLst>
+          <a:lin ang="5400000" scaled="false"/>
+        </a:gradFill>
+        <a:gradFill rotWithShape="true">
+          <a:gsLst>
+            <a:gs pos="0">
+              <a:schemeClr val="phClr">
+                <a:satMod val="103000"/>
+                <a:lumMod val="102000"/>
+                <a:tint val="94000"/>
+              </a:schemeClr>
+            </a:gs>
+            <a:gs pos="50000">
+              <a:schemeClr val="phClr">
+                <a:satMod val="110000"/>
+                <a:lumMod val="100000"/>
+                <a:shade val="100000"/>
+              </a:schemeClr>
+            </a:gs>
+            <a:gs pos="100000">
+              <a:schemeClr val="phClr">
+                <a:lumMod val="99000"/>
+                <a:satMod val="120000"/>
+                <a:shade val="78000"/>
+              </a:schemeClr>
+            </a:gs>
+          </a:gsLst>
+          <a:lin ang="5400000" scaled="false"/>
+        </a:gradFill>
+      </a:fillStyleLst>
+      <a:lnStyleLst>
+        <a:ln w="6350" cap="flat" cmpd="sng" algn="ctr">
+          <a:solidFill>
+            <a:schemeClr val="phClr"/>
+          </a:solidFill>
+          <a:prstDash val="solid"/>
+          <a:miter lim="800000"/>
+        </a:ln>
+        <a:ln w="12700" cap="flat" cmpd="sng" algn="ctr">
+          <a:solidFill>
+            <a:schemeClr val="phClr"/>
+          </a:solidFill>
+          <a:prstDash val="solid"/>
+          <a:miter lim="800000"/>
+        </a:ln>
+        <a:ln w="19050" cap="flat" cmpd="sng" algn="ctr">
+          <a:solidFill>
+            <a:schemeClr val="phClr"/>
+          </a:solidFill>
+          <a:prstDash val="solid"/>
+          <a:miter lim="800000"/>
+        </a:ln>
+      </a:lnStyleLst>
+      <a:effectStyleLst>
+        <a:effectStyle>
+          <a:effectLst/>
+        </a:effectStyle>
+        <a:effectStyle>
+          <a:effectLst/>
+        </a:effectStyle>
+        <a:effectStyle>
+          <a:effectLst>
+            <a:outerShdw blurRad="57150" dist="19050" dir="5400000" algn="ctr" rotWithShape="false">
+              <a:srgbClr val="000000">
+                <a:alpha val="63000"/>
+              </a:srgbClr>
+            </a:outerShdw>
+          </a:effectLst>
+        </a:effectStyle>
+      </a:effectStyleLst>
+      <a:bgFillStyleLst>
+        <a:solidFill>
+          <a:schemeClr val="phClr"/>
+        </a:solidFill>
+        <a:solidFill>
+          <a:schemeClr val="phClr">
+            <a:tint val="95000"/>
+            <a:satMod val="170000"/>
+          </a:schemeClr>
+        </a:solidFill>
+        <a:gradFill rotWithShape="true">
+          <a:gsLst>
+            <a:gs pos="0">
+              <a:schemeClr val="phClr">
+                <a:tint val="93000"/>
+                <a:satMod val="150000"/>
+                <a:shade val="98000"/>
+                <a:lumMod val="102000"/>
+              </a:schemeClr>
+            </a:gs>
+            <a:gs pos="50000">
+              <a:schemeClr val="phClr">
+                <a:tint val="98000"/>
+                <a:satMod val="130000"/>
+                <a:shade val="90000"/>
+                <a:lumMod val="103000"/>
+              </a:schemeClr>
+            </a:gs>
+            <a:gs pos="100000">
+              <a:schemeClr val="phClr">
+                <a:shade val="63000"/>
+                <a:satMod val="120000"/>
+              </a:schemeClr>
+            </a:gs>
+          </a:gsLst>
+          <a:lin ang="5400000" scaled="false"/>
+        </a:gradFill>
+      </a:bgFillStyleLst>
+    </a:fmtScheme>
+  </a:themeElements>
+  <a:objectDefaults/>
+  <a:extraClrSchemeLst/>
+</a:theme>
 </file>
--- a/docs/문해력15분_학생안내문.docx
+++ b/docs/문해력15분_학생안내문.docx
@@ -114,6 +114,68 @@
           <w:u w:val="single"/>
         </w:rPr>
         <w:t xml:space="preserve">https://knuekim91.github.io/munhae15/</w:t>
+      </w:r>
+    </w:p>
+    <w:p>
+      <w:pPr>
+        <w:jc w:val="center"/>
+      </w:pPr>
+      <w:r>
+        <w:drawing>
+          <wp:inline distT="0" distB="0" distL="0" distR="0">
+            <wp:extent cx="2190750" cy="1543050"/>
+            <wp:effectExtent t="0" r="0" b="0" l="0"/>
+            <wp:docPr id="1" name="" descr="" title=""/>
+            <wp:cNvGraphicFramePr>
+              <a:graphicFrameLocks xmlns:a="http://schemas.openxmlformats.org/drawingml/2006/main" noChangeAspect="1"/>
+            </wp:cNvGraphicFramePr>
+            <a:graphic xmlns:a="http://schemas.openxmlformats.org/drawingml/2006/main">
+              <a:graphicData uri="http://schemas.openxmlformats.org/drawingml/2006/picture">
+                <pic:pic xmlns:pic="http://schemas.openxmlformats.org/drawingml/2006/picture">
+                  <pic:nvPicPr>
+                    <pic:cNvPr id="0" name="" descr=""/>
+                    <pic:cNvPicPr>
+                      <a:picLocks noChangeAspect="1" noChangeArrowheads="1"/>
+                    </pic:cNvPicPr>
+                  </pic:nvPicPr>
+                  <pic:blipFill>
+                    <a:blip r:embed="rId7" cstate="none"/>
+                    <a:srcRect/>
+                    <a:stretch>
+                      <a:fillRect/>
+                    </a:stretch>
+                  </pic:blipFill>
+                  <pic:spPr bwMode="auto">
+                    <a:xfrm>
+                      <a:off x="0" y="0"/>
+                      <a:ext cx="2190750" cy="1543050"/>
+                    </a:xfrm>
+                    <a:prstGeom prst="rect">
+                      <a:avLst/>
+                    </a:prstGeom>
+                  </pic:spPr>
+                </pic:pic>
+              </a:graphicData>
+            </a:graphic>
+          </wp:inline>
+        </w:drawing>
+      </w:r>
+    </w:p>
+    <w:p>
+      <w:pPr>
+        <w:spacing w:after="160" w:before="40"/>
+        <w:jc w:val="center"/>
+      </w:pPr>
+      <w:r>
+        <w:rPr>
+          <w:rFonts w:ascii="맑은 고딕" w:cs="맑은 고딕" w:eastAsia="맑은 고딕" w:hAnsi="맑은 고딕"/>
+          <w:i/>
+          <w:iCs/>
+          <w:color w:val="555555"/>
+          <w:sz w:val="17"/>
+          <w:szCs w:val="17"/>
+        </w:rPr>
+        <w:t xml:space="preserve">접속하면 뜨는 환영 화면 — "시작하기"를 누르면 로그인 화면으로 넘어가요.</w:t>
       </w:r>
     </w:p>
     <w:tbl>
@@ -504,6 +566,68 @@
     </w:p>
     <w:p>
       <w:pPr>
+        <w:jc w:val="center"/>
+      </w:pPr>
+      <w:r>
+        <w:drawing>
+          <wp:inline distT="0" distB="0" distL="0" distR="0">
+            <wp:extent cx="3048000" cy="2171700"/>
+            <wp:effectExtent t="0" r="0" b="0" l="0"/>
+            <wp:docPr id="2" name="" descr="" title=""/>
+            <wp:cNvGraphicFramePr>
+              <a:graphicFrameLocks xmlns:a="http://schemas.openxmlformats.org/drawingml/2006/main" noChangeAspect="1"/>
+            </wp:cNvGraphicFramePr>
+            <a:graphic xmlns:a="http://schemas.openxmlformats.org/drawingml/2006/main">
+              <a:graphicData uri="http://schemas.openxmlformats.org/drawingml/2006/picture">
+                <pic:pic xmlns:pic="http://schemas.openxmlformats.org/drawingml/2006/picture">
+                  <pic:nvPicPr>
+                    <pic:cNvPr id="0" name="" descr=""/>
+                    <pic:cNvPicPr>
+                      <a:picLocks noChangeAspect="1" noChangeArrowheads="1"/>
+                    </pic:cNvPicPr>
+                  </pic:nvPicPr>
+                  <pic:blipFill>
+                    <a:blip r:embed="rId8" cstate="none"/>
+                    <a:srcRect/>
+                    <a:stretch>
+                      <a:fillRect/>
+                    </a:stretch>
+                  </pic:blipFill>
+                  <pic:spPr bwMode="auto">
+                    <a:xfrm>
+                      <a:off x="0" y="0"/>
+                      <a:ext cx="3048000" cy="2171700"/>
+                    </a:xfrm>
+                    <a:prstGeom prst="rect">
+                      <a:avLst/>
+                    </a:prstGeom>
+                  </pic:spPr>
+                </pic:pic>
+              </a:graphicData>
+            </a:graphic>
+          </wp:inline>
+        </w:drawing>
+      </w:r>
+    </w:p>
+    <w:p>
+      <w:pPr>
+        <w:spacing w:after="160" w:before="40"/>
+        <w:jc w:val="center"/>
+      </w:pPr>
+      <w:r>
+        <w:rPr>
+          <w:rFonts w:ascii="맑은 고딕" w:cs="맑은 고딕" w:eastAsia="맑은 고딕" w:hAnsi="맑은 고딕"/>
+          <w:i/>
+          <w:iCs/>
+          <w:color w:val="555555"/>
+          <w:sz w:val="17"/>
+          <w:szCs w:val="17"/>
+        </w:rPr>
+        <w:t xml:space="preserve">로그인하면 바로 뜨는 학습 화면 — 어휘와 확인 문제가 학습지와 똑같은 순서로 나와요.</w:t>
+      </w:r>
+    </w:p>
+    <w:p>
+      <w:pPr>
         <w:pBdr>
           <w:left w:val="single" w:color="1F3A5F" w:sz="18" w:space="6"/>
         </w:pBdr>
@@ -762,6 +886,68 @@
           <w:szCs w:val="20"/>
         </w:rPr>
         <w:t xml:space="preserve"/>
+      </w:r>
+    </w:p>
+    <w:p>
+      <w:pPr>
+        <w:jc w:val="center"/>
+      </w:pPr>
+      <w:r>
+        <w:drawing>
+          <wp:inline distT="0" distB="0" distL="0" distR="0">
+            <wp:extent cx="1524000" cy="1971675"/>
+            <wp:effectExtent t="0" r="0" b="0" l="0"/>
+            <wp:docPr id="3" name="" descr="" title=""/>
+            <wp:cNvGraphicFramePr>
+              <a:graphicFrameLocks xmlns:a="http://schemas.openxmlformats.org/drawingml/2006/main" noChangeAspect="1"/>
+            </wp:cNvGraphicFramePr>
+            <a:graphic xmlns:a="http://schemas.openxmlformats.org/drawingml/2006/main">
+              <a:graphicData uri="http://schemas.openxmlformats.org/drawingml/2006/picture">
+                <pic:pic xmlns:pic="http://schemas.openxmlformats.org/drawingml/2006/picture">
+                  <pic:nvPicPr>
+                    <pic:cNvPr id="0" name="" descr=""/>
+                    <pic:cNvPicPr>
+                      <a:picLocks noChangeAspect="1" noChangeArrowheads="1"/>
+                    </pic:cNvPicPr>
+                  </pic:nvPicPr>
+                  <pic:blipFill>
+                    <a:blip r:embed="rId9" cstate="none"/>
+                    <a:srcRect/>
+                    <a:stretch>
+                      <a:fillRect/>
+                    </a:stretch>
+                  </pic:blipFill>
+                  <pic:spPr bwMode="auto">
+                    <a:xfrm>
+                      <a:off x="0" y="0"/>
+                      <a:ext cx="1524000" cy="1971675"/>
+                    </a:xfrm>
+                    <a:prstGeom prst="rect">
+                      <a:avLst/>
+                    </a:prstGeom>
+                  </pic:spPr>
+                </pic:pic>
+              </a:graphicData>
+            </a:graphic>
+          </wp:inline>
+        </w:drawing>
+      </w:r>
+    </w:p>
+    <w:p>
+      <w:pPr>
+        <w:spacing w:after="160" w:before="40"/>
+        <w:jc w:val="center"/>
+      </w:pPr>
+      <w:r>
+        <w:rPr>
+          <w:rFonts w:ascii="맑은 고딕" w:cs="맑은 고딕" w:eastAsia="맑은 고딕" w:hAnsi="맑은 고딕"/>
+          <w:i/>
+          <w:iCs/>
+          <w:color w:val="555555"/>
+          <w:sz w:val="17"/>
+          <w:szCs w:val="17"/>
+        </w:rPr>
+        <w:t xml:space="preserve">학습을 완료하면 가끔 이런 깜짝 보너스 마일리지 알림이 떠요!</w:t>
       </w:r>
     </w:p>
     <w:p>

--- a/docs/문해력15분_학생안내문.docx
+++ b/docs/문해력15분_학생안내문.docx
@@ -123,7 +123,7 @@
       <w:r>
         <w:drawing>
           <wp:inline distT="0" distB="0" distL="0" distR="0">
-            <wp:extent cx="2190750" cy="1543050"/>
+            <wp:extent cx="1619250" cy="1143000"/>
             <wp:effectExtent t="0" r="0" b="0" l="0"/>
             <wp:docPr id="1" name="" descr="" title=""/>
             <wp:cNvGraphicFramePr>
@@ -148,7 +148,7 @@
                   <pic:spPr bwMode="auto">
                     <a:xfrm>
                       <a:off x="0" y="0"/>
-                      <a:ext cx="2190750" cy="1543050"/>
+                      <a:ext cx="1619250" cy="1143000"/>
                     </a:xfrm>
                     <a:prstGeom prst="rect">
                       <a:avLst/>
@@ -571,7 +571,7 @@
       <w:r>
         <w:drawing>
           <wp:inline distT="0" distB="0" distL="0" distR="0">
-            <wp:extent cx="3048000" cy="2171700"/>
+            <wp:extent cx="2286000" cy="1628775"/>
             <wp:effectExtent t="0" r="0" b="0" l="0"/>
             <wp:docPr id="2" name="" descr="" title=""/>
             <wp:cNvGraphicFramePr>
@@ -596,7 +596,7 @@
                   <pic:spPr bwMode="auto">
                     <a:xfrm>
                       <a:off x="0" y="0"/>
-                      <a:ext cx="3048000" cy="2171700"/>
+                      <a:ext cx="2286000" cy="1628775"/>
                     </a:xfrm>
                     <a:prstGeom prst="rect">
                       <a:avLst/>
@@ -654,11 +654,6 @@
         </w:rPr>
         <w:t xml:space="preserve">"보민"이가 확인 문제를 안 풀고 완료 버튼을 누르면 → "보민아! Q1~Q3 중 안 푼 문제가 있구나! 그걸 다 풀어야 완료 버튼이 눌러져 ^^" 라는 안내가 떠요.</w:t>
       </w:r>
-    </w:p>
-    <w:p>
-      <w:pPr>
-        <w:pageBreakBefore/>
-      </w:pPr>
     </w:p>
     <w:p>
       <w:pPr>
@@ -1088,6 +1083,252 @@
     </w:p>
     <w:p>
       <w:pPr>
+        <w:pageBreakBefore/>
+      </w:pPr>
+    </w:p>
+    <w:p>
+      <w:pPr>
+        <w:pStyle w:val="Heading1"/>
+        <w:pBdr>
+          <w:bottom w:val="single" w:color="1F3A5F" w:sz="8" w:space="4"/>
+        </w:pBdr>
+        <w:spacing w:after="120" w:before="260"/>
+      </w:pPr>
+      <w:r>
+        <w:rPr>
+          <w:rFonts w:ascii="맑은 고딕" w:cs="맑은 고딕" w:eastAsia="맑은 고딕" w:hAnsi="맑은 고딕"/>
+          <w:b/>
+          <w:bCs/>
+          <w:color w:val="1F3A5F"/>
+          <w:sz w:val="26"/>
+          <w:szCs w:val="26"/>
+        </w:rPr>
+        <w:t xml:space="preserve">⑤ 중간시험 · 기말시험은 이렇게 봐요</w:t>
+      </w:r>
+    </w:p>
+    <w:p>
+      <w:pPr>
+        <w:spacing w:after="90"/>
+      </w:pPr>
+      <w:r>
+        <w:rPr>
+          <w:rFonts w:ascii="맑은 고딕" w:cs="맑은 고딕" w:eastAsia="맑은 고딕" w:hAnsi="맑은 고딕"/>
+          <w:sz w:val="20"/>
+          <w:szCs w:val="20"/>
+        </w:rPr>
+        <w:t xml:space="preserve">중간시험과 기말시험은 선생님이 정한 날짜·시간에 이 앱으로 봐요. (스마트폰, 태블릿 모두 가능)</w:t>
+      </w:r>
+    </w:p>
+    <w:tbl>
+      <w:tblPr>
+        <w:tblW w:type="dxa" w:w="9500"/>
+        <w:tblBorders>
+          <w:top w:val="single" w:color="auto" w:sz="4"/>
+          <w:left w:val="single" w:color="auto" w:sz="4"/>
+          <w:bottom w:val="single" w:color="auto" w:sz="4"/>
+          <w:right w:val="single" w:color="auto" w:sz="4"/>
+          <w:insideH w:val="single" w:color="auto" w:sz="4"/>
+          <w:insideV w:val="single" w:color="auto" w:sz="4"/>
+        </w:tblBorders>
+      </w:tblPr>
+      <w:tblGrid>
+        <w:gridCol w:w="2200"/>
+        <w:gridCol w:w="7300"/>
+      </w:tblGrid>
+      <w:tr>
+        <w:tc>
+          <w:tcPr>
+            <w:tcW w:type="dxa" w:w="2200"/>
+            <w:shd w:fill="1F3A5F" w:val="clear"/>
+            <w:tcMar>
+              <w:top w:type="dxa" w:w="90"/>
+              <w:left w:type="dxa" w:w="120"/>
+              <w:bottom w:type="dxa" w:w="90"/>
+              <w:right w:type="dxa" w:w="120"/>
+            </w:tcMar>
+            <w:vAlign w:val="center"/>
+          </w:tcPr>
+          <w:p>
+            <w:pPr>
+              <w:jc w:val="center"/>
+            </w:pPr>
+            <w:r>
+              <w:rPr>
+                <w:rFonts w:ascii="맑은 고딕" w:cs="맑은 고딕" w:eastAsia="맑은 고딕" w:hAnsi="맑은 고딕"/>
+                <w:b/>
+                <w:bCs/>
+                <w:color w:val="FFFFFF"/>
+                <w:sz w:val="19"/>
+                <w:szCs w:val="19"/>
+              </w:rPr>
+              <w:t xml:space="preserve">언제 열려요?</w:t>
+            </w:r>
+          </w:p>
+        </w:tc>
+        <w:tc>
+          <w:tcPr>
+            <w:tcW w:type="dxa" w:w="7300"/>
+            <w:tcMar>
+              <w:top w:type="dxa" w:w="90"/>
+              <w:left w:type="dxa" w:w="120"/>
+              <w:bottom w:type="dxa" w:w="90"/>
+              <w:right w:type="dxa" w:w="120"/>
+            </w:tcMar>
+            <w:vAlign w:val="center"/>
+          </w:tcPr>
+          <w:p>
+            <w:pPr>
+              <w:jc w:val="left"/>
+            </w:pPr>
+            <w:r>
+              <w:rPr>
+                <w:rFonts w:ascii="맑은 고딕" w:cs="맑은 고딕" w:eastAsia="맑은 고딕" w:hAnsi="맑은 고딕"/>
+                <w:b w:val="false"/>
+                <w:bCs w:val="false"/>
+                <w:color w:val="000000"/>
+                <w:sz w:val="19"/>
+                <w:szCs w:val="19"/>
+              </w:rPr>
+              <w:t xml:space="preserve">시험 시간이 되면 왼쪽 메뉴 "정기고사"에서 해당 시험이 "응시 가능"으로 바뀌어요. 그 전에는 "시험 예정"으로 흐리게 보여요.</w:t>
+            </w:r>
+          </w:p>
+        </w:tc>
+      </w:tr>
+      <w:tr>
+        <w:tc>
+          <w:tcPr>
+            <w:tcW w:type="dxa" w:w="2200"/>
+            <w:shd w:fill="1F3A5F" w:val="clear"/>
+            <w:tcMar>
+              <w:top w:type="dxa" w:w="90"/>
+              <w:left w:type="dxa" w:w="120"/>
+              <w:bottom w:type="dxa" w:w="90"/>
+              <w:right w:type="dxa" w:w="120"/>
+            </w:tcMar>
+            <w:vAlign w:val="center"/>
+          </w:tcPr>
+          <w:p>
+            <w:pPr>
+              <w:jc w:val="center"/>
+            </w:pPr>
+            <w:r>
+              <w:rPr>
+                <w:rFonts w:ascii="맑은 고딕" w:cs="맑은 고딕" w:eastAsia="맑은 고딕" w:hAnsi="맑은 고딕"/>
+                <w:b/>
+                <w:bCs/>
+                <w:color w:val="FFFFFF"/>
+                <w:sz w:val="19"/>
+                <w:szCs w:val="19"/>
+              </w:rPr>
+              <w:t xml:space="preserve">문제 구성</w:t>
+            </w:r>
+          </w:p>
+        </w:tc>
+        <w:tc>
+          <w:tcPr>
+            <w:tcW w:type="dxa" w:w="7300"/>
+            <w:tcMar>
+              <w:top w:type="dxa" w:w="90"/>
+              <w:left w:type="dxa" w:w="120"/>
+              <w:bottom w:type="dxa" w:w="90"/>
+              <w:right w:type="dxa" w:w="120"/>
+            </w:tcMar>
+            <w:vAlign w:val="center"/>
+          </w:tcPr>
+          <w:p>
+            <w:pPr>
+              <w:jc w:val="left"/>
+            </w:pPr>
+            <w:r>
+              <w:rPr>
+                <w:rFonts w:ascii="맑은 고딕" w:cs="맑은 고딕" w:eastAsia="맑은 고딕" w:hAnsi="맑은 고딕"/>
+                <w:b w:val="false"/>
+                <w:bCs w:val="false"/>
+                <w:color w:val="000000"/>
+                <w:sz w:val="19"/>
+                <w:szCs w:val="19"/>
+              </w:rPr>
+              <w:t xml:space="preserve">총 20문항 · 20점 만점 — 객관식(5지선다) 17문항, 단답형 2문항, 서술형 1문항</w:t>
+            </w:r>
+          </w:p>
+        </w:tc>
+      </w:tr>
+      <w:tr>
+        <w:tc>
+          <w:tcPr>
+            <w:tcW w:type="dxa" w:w="2200"/>
+            <w:shd w:fill="1F3A5F" w:val="clear"/>
+            <w:tcMar>
+              <w:top w:type="dxa" w:w="90"/>
+              <w:left w:type="dxa" w:w="120"/>
+              <w:bottom w:type="dxa" w:w="90"/>
+              <w:right w:type="dxa" w:w="120"/>
+            </w:tcMar>
+            <w:vAlign w:val="center"/>
+          </w:tcPr>
+          <w:p>
+            <w:pPr>
+              <w:jc w:val="center"/>
+            </w:pPr>
+            <w:r>
+              <w:rPr>
+                <w:rFonts w:ascii="맑은 고딕" w:cs="맑은 고딕" w:eastAsia="맑은 고딕" w:hAnsi="맑은 고딕"/>
+                <w:b/>
+                <w:bCs/>
+                <w:color w:val="FFFFFF"/>
+                <w:sz w:val="19"/>
+                <w:szCs w:val="19"/>
+              </w:rPr>
+              <w:t xml:space="preserve">입장하기</w:t>
+            </w:r>
+          </w:p>
+        </w:tc>
+        <w:tc>
+          <w:tcPr>
+            <w:tcW w:type="dxa" w:w="7300"/>
+            <w:shd w:fill="FFF6DF" w:val="clear"/>
+            <w:tcMar>
+              <w:top w:type="dxa" w:w="90"/>
+              <w:left w:type="dxa" w:w="120"/>
+              <w:bottom w:type="dxa" w:w="90"/>
+              <w:right w:type="dxa" w:w="120"/>
+            </w:tcMar>
+            <w:vAlign w:val="center"/>
+          </w:tcPr>
+          <w:p>
+            <w:pPr>
+              <w:jc w:val="left"/>
+            </w:pPr>
+            <w:r>
+              <w:rPr>
+                <w:rFonts w:ascii="맑은 고딕" w:cs="맑은 고딕" w:eastAsia="맑은 고딕" w:hAnsi="맑은 고딕"/>
+                <w:b w:val="false"/>
+                <w:bCs w:val="false"/>
+                <w:color w:val="000000"/>
+                <w:sz w:val="19"/>
+                <w:szCs w:val="19"/>
+              </w:rPr>
+              <w:t xml:space="preserve">시험 메뉴를 누르고 → 비밀번호를 한 번 더 입력하고 → "시험 시작하기"를 눌러요.</w:t>
+            </w:r>
+          </w:p>
+        </w:tc>
+      </w:tr>
+    </w:tbl>
+    <w:p>
+      <w:pPr>
+        <w:spacing w:after="90"/>
+      </w:pPr>
+      <w:r>
+        <w:rPr>
+          <w:rFonts w:ascii="맑은 고딕" w:cs="맑은 고딕" w:eastAsia="맑은 고딕" w:hAnsi="맑은 고딕"/>
+          <w:sz w:val="20"/>
+          <w:szCs w:val="20"/>
+        </w:rPr>
+        <w:t xml:space="preserve"/>
+      </w:r>
+    </w:p>
+    <w:p>
+      <w:pPr>
         <w:pStyle w:val="ListParagraph"/>
         <w:numPr>
           <w:ilvl w:val="0"/>
@@ -1104,15 +1345,423 @@
           <w:sz w:val="20"/>
           <w:szCs w:val="20"/>
         </w:rPr>
-        <w:t xml:space="preserve">정기고사 메뉴  </w:t>
-      </w:r>
-      <w:r>
-        <w:rPr>
-          <w:rFonts w:ascii="맑은 고딕" w:cs="맑은 고딕" w:eastAsia="맑은 고딕" w:hAnsi="맑은 고딕"/>
-          <w:sz w:val="20"/>
-          <w:szCs w:val="20"/>
-        </w:rPr>
-        <w:t xml:space="preserve">정기고사 메뉴는 현재 준비 중이며, 추후 별도 안내와 함께 열릴 예정이에요.</w:t>
+        <w:t xml:space="preserve">객관식  </w:t>
+      </w:r>
+      <w:r>
+        <w:rPr>
+          <w:rFonts w:ascii="맑은 고딕" w:cs="맑은 고딕" w:eastAsia="맑은 고딕" w:hAnsi="맑은 고딕"/>
+          <w:sz w:val="20"/>
+          <w:szCs w:val="20"/>
+        </w:rPr>
+        <w:t xml:space="preserve">보기를 누르면 선택돼요. 다른 보기를 누르면 바뀌고, 선택한 보기를 한 번 더 누르면 선택이 풀려요.</w:t>
+      </w:r>
+    </w:p>
+    <w:p>
+      <w:pPr>
+        <w:pStyle w:val="ListParagraph"/>
+        <w:numPr>
+          <w:ilvl w:val="0"/>
+          <w:numId w:val="2"/>
+        </w:numPr>
+        <w:spacing w:after="60"/>
+      </w:pPr>
+      <w:r>
+        <w:rPr>
+          <w:rFonts w:ascii="맑은 고딕" w:cs="맑은 고딕" w:eastAsia="맑은 고딕" w:hAnsi="맑은 고딕"/>
+          <w:b/>
+          <w:bCs/>
+          <w:color w:val="1F3A5F"/>
+          <w:sz w:val="20"/>
+          <w:szCs w:val="20"/>
+        </w:rPr>
+        <w:t xml:space="preserve">단답형  </w:t>
+      </w:r>
+      <w:r>
+        <w:rPr>
+          <w:rFonts w:ascii="맑은 고딕" w:cs="맑은 고딕" w:eastAsia="맑은 고딕" w:hAnsi="맑은 고딕"/>
+          <w:sz w:val="20"/>
+          <w:szCs w:val="20"/>
+        </w:rPr>
+        <w:t xml:space="preserve">정답을 입력해요. 띄어쓰기나 마침표는 달라도 괜찮지만, 글자는 정확하게 써요.</w:t>
+      </w:r>
+    </w:p>
+    <w:p>
+      <w:pPr>
+        <w:pStyle w:val="ListParagraph"/>
+        <w:numPr>
+          <w:ilvl w:val="0"/>
+          <w:numId w:val="2"/>
+        </w:numPr>
+        <w:spacing w:after="60"/>
+      </w:pPr>
+      <w:r>
+        <w:rPr>
+          <w:rFonts w:ascii="맑은 고딕" w:cs="맑은 고딕" w:eastAsia="맑은 고딕" w:hAnsi="맑은 고딕"/>
+          <w:b/>
+          <w:bCs/>
+          <w:color w:val="1F3A5F"/>
+          <w:sz w:val="20"/>
+          <w:szCs w:val="20"/>
+        </w:rPr>
+        <w:t xml:space="preserve">서술형  </w:t>
+      </w:r>
+      <w:r>
+        <w:rPr>
+          <w:rFonts w:ascii="맑은 고딕" w:cs="맑은 고딕" w:eastAsia="맑은 고딕" w:hAnsi="맑은 고딕"/>
+          <w:sz w:val="20"/>
+          <w:szCs w:val="20"/>
+        </w:rPr>
+        <w:t xml:space="preserve">문제에서 쓰라고 한 낱말을 넣어서 한 문장으로 써요. 뜻이 통하면 점수를 받을 수 있어요.</w:t>
+      </w:r>
+    </w:p>
+    <w:p>
+      <w:pPr>
+        <w:pStyle w:val="ListParagraph"/>
+        <w:numPr>
+          <w:ilvl w:val="0"/>
+          <w:numId w:val="2"/>
+        </w:numPr>
+        <w:spacing w:after="60"/>
+      </w:pPr>
+      <w:r>
+        <w:rPr>
+          <w:rFonts w:ascii="맑은 고딕" w:cs="맑은 고딕" w:eastAsia="맑은 고딕" w:hAnsi="맑은 고딕"/>
+          <w:b/>
+          <w:bCs/>
+          <w:color w:val="1F3A5F"/>
+          <w:sz w:val="20"/>
+          <w:szCs w:val="20"/>
+        </w:rPr>
+        <w:t xml:space="preserve">제출하기  </w:t>
+      </w:r>
+      <w:r>
+        <w:rPr>
+          <w:rFonts w:ascii="맑은 고딕" w:cs="맑은 고딕" w:eastAsia="맑은 고딕" w:hAnsi="맑은 고딕"/>
+          <w:sz w:val="20"/>
+          <w:szCs w:val="20"/>
+        </w:rPr>
+        <w:t xml:space="preserve">화면 아래쪽 바에서 답한 문항 수와 남은 시간을 확인하고, 다 풀었으면 [제출하기]를 눌러요.</w:t>
+      </w:r>
+    </w:p>
+    <w:p>
+      <w:pPr>
+        <w:spacing w:after="90"/>
+      </w:pPr>
+      <w:r>
+        <w:rPr>
+          <w:rFonts w:ascii="맑은 고딕" w:cs="맑은 고딕" w:eastAsia="맑은 고딕" w:hAnsi="맑은 고딕"/>
+          <w:sz w:val="20"/>
+          <w:szCs w:val="20"/>
+        </w:rPr>
+        <w:t xml:space="preserve"/>
+      </w:r>
+    </w:p>
+    <w:tbl>
+      <w:tblPr>
+        <w:tblW w:type="dxa" w:w="9500"/>
+        <w:tblBorders>
+          <w:top w:val="single" w:color="auto" w:sz="4"/>
+          <w:left w:val="single" w:color="auto" w:sz="4"/>
+          <w:bottom w:val="single" w:color="auto" w:sz="4"/>
+          <w:right w:val="single" w:color="auto" w:sz="4"/>
+          <w:insideH w:val="single" w:color="auto" w:sz="4"/>
+          <w:insideV w:val="single" w:color="auto" w:sz="4"/>
+        </w:tblBorders>
+      </w:tblPr>
+      <w:tblGrid>
+        <w:gridCol w:w="4750"/>
+        <w:gridCol w:w="4750"/>
+      </w:tblGrid>
+      <w:tr>
+        <w:tc>
+          <w:tcPr>
+            <w:tcW w:type="dxa" w:w="4750"/>
+            <w:tcBorders>
+              <w:top w:val="single" w:color="DDDDDD" w:sz="4"/>
+              <w:left w:val="single" w:color="DDDDDD" w:sz="4"/>
+              <w:bottom w:val="single" w:color="DDDDDD" w:sz="4"/>
+              <w:right w:val="single" w:color="DDDDDD" w:sz="4"/>
+            </w:tcBorders>
+            <w:tcMar>
+              <w:top w:type="dxa" w:w="60"/>
+              <w:left w:type="dxa" w:w="60"/>
+              <w:bottom w:type="dxa" w:w="60"/>
+              <w:right w:type="dxa" w:w="60"/>
+            </w:tcMar>
+            <w:vAlign w:val="top"/>
+          </w:tcPr>
+          <w:p>
+            <w:pPr>
+              <w:jc w:val="center"/>
+            </w:pPr>
+            <w:r>
+              <w:drawing>
+                <wp:inline distT="0" distB="0" distL="0" distR="0">
+                  <wp:extent cx="1524000" cy="2695575"/>
+                  <wp:effectExtent t="0" r="0" b="0" l="0"/>
+                  <wp:docPr id="4" name="" descr="" title=""/>
+                  <wp:cNvGraphicFramePr>
+                    <a:graphicFrameLocks xmlns:a="http://schemas.openxmlformats.org/drawingml/2006/main" noChangeAspect="1"/>
+                  </wp:cNvGraphicFramePr>
+                  <a:graphic xmlns:a="http://schemas.openxmlformats.org/drawingml/2006/main">
+                    <a:graphicData uri="http://schemas.openxmlformats.org/drawingml/2006/picture">
+                      <pic:pic xmlns:pic="http://schemas.openxmlformats.org/drawingml/2006/picture">
+                        <pic:nvPicPr>
+                          <pic:cNvPr id="0" name="" descr=""/>
+                          <pic:cNvPicPr>
+                            <a:picLocks noChangeAspect="1" noChangeArrowheads="1"/>
+                          </pic:cNvPicPr>
+                        </pic:nvPicPr>
+                        <pic:blipFill>
+                          <a:blip r:embed="rId10" cstate="none"/>
+                          <a:srcRect/>
+                          <a:stretch>
+                            <a:fillRect/>
+                          </a:stretch>
+                        </pic:blipFill>
+                        <pic:spPr bwMode="auto">
+                          <a:xfrm>
+                            <a:off x="0" y="0"/>
+                            <a:ext cx="1524000" cy="2695575"/>
+                          </a:xfrm>
+                          <a:prstGeom prst="rect">
+                            <a:avLst/>
+                          </a:prstGeom>
+                        </pic:spPr>
+                      </pic:pic>
+                    </a:graphicData>
+                  </a:graphic>
+                </wp:inline>
+              </w:drawing>
+            </w:r>
+          </w:p>
+          <w:p>
+            <w:pPr>
+              <w:spacing w:before="40"/>
+              <w:jc w:val="center"/>
+            </w:pPr>
+            <w:r>
+              <w:rPr>
+                <w:rFonts w:ascii="맑은 고딕" w:cs="맑은 고딕" w:eastAsia="맑은 고딕" w:hAnsi="맑은 고딕"/>
+                <w:i/>
+                <w:iCs/>
+                <w:color w:val="555555"/>
+                <w:sz w:val="16"/>
+                <w:szCs w:val="16"/>
+              </w:rPr>
+              <w:t xml:space="preserve">시험 문제 화면 — 아래 바에서 답한 개수·남은 시간 확인</w:t>
+            </w:r>
+          </w:p>
+        </w:tc>
+        <w:tc>
+          <w:tcPr>
+            <w:tcW w:type="dxa" w:w="4750"/>
+            <w:tcBorders>
+              <w:top w:val="single" w:color="DDDDDD" w:sz="4"/>
+              <w:left w:val="single" w:color="DDDDDD" w:sz="4"/>
+              <w:bottom w:val="single" w:color="DDDDDD" w:sz="4"/>
+              <w:right w:val="single" w:color="DDDDDD" w:sz="4"/>
+            </w:tcBorders>
+            <w:tcMar>
+              <w:top w:type="dxa" w:w="60"/>
+              <w:left w:type="dxa" w:w="60"/>
+              <w:bottom w:type="dxa" w:w="60"/>
+              <w:right w:type="dxa" w:w="60"/>
+            </w:tcMar>
+            <w:vAlign w:val="top"/>
+          </w:tcPr>
+          <w:p>
+            <w:pPr>
+              <w:jc w:val="center"/>
+            </w:pPr>
+            <w:r>
+              <w:drawing>
+                <wp:inline distT="0" distB="0" distL="0" distR="0">
+                  <wp:extent cx="1524000" cy="2695575"/>
+                  <wp:effectExtent t="0" r="0" b="0" l="0"/>
+                  <wp:docPr id="5" name="" descr="" title=""/>
+                  <wp:cNvGraphicFramePr>
+                    <a:graphicFrameLocks xmlns:a="http://schemas.openxmlformats.org/drawingml/2006/main" noChangeAspect="1"/>
+                  </wp:cNvGraphicFramePr>
+                  <a:graphic xmlns:a="http://schemas.openxmlformats.org/drawingml/2006/main">
+                    <a:graphicData uri="http://schemas.openxmlformats.org/drawingml/2006/picture">
+                      <pic:pic xmlns:pic="http://schemas.openxmlformats.org/drawingml/2006/picture">
+                        <pic:nvPicPr>
+                          <pic:cNvPr id="0" name="" descr=""/>
+                          <pic:cNvPicPr>
+                            <a:picLocks noChangeAspect="1" noChangeArrowheads="1"/>
+                          </pic:cNvPicPr>
+                        </pic:nvPicPr>
+                        <pic:blipFill>
+                          <a:blip r:embed="rId11" cstate="none"/>
+                          <a:srcRect/>
+                          <a:stretch>
+                            <a:fillRect/>
+                          </a:stretch>
+                        </pic:blipFill>
+                        <pic:spPr bwMode="auto">
+                          <a:xfrm>
+                            <a:off x="0" y="0"/>
+                            <a:ext cx="1524000" cy="2695575"/>
+                          </a:xfrm>
+                          <a:prstGeom prst="rect">
+                            <a:avLst/>
+                          </a:prstGeom>
+                        </pic:spPr>
+                      </pic:pic>
+                    </a:graphicData>
+                  </a:graphic>
+                </wp:inline>
+              </w:drawing>
+            </w:r>
+          </w:p>
+          <w:p>
+            <w:pPr>
+              <w:spacing w:before="40"/>
+              <w:jc w:val="center"/>
+            </w:pPr>
+            <w:r>
+              <w:rPr>
+                <w:rFonts w:ascii="맑은 고딕" w:cs="맑은 고딕" w:eastAsia="맑은 고딕" w:hAnsi="맑은 고딕"/>
+                <w:i/>
+                <w:iCs/>
+                <w:color w:val="555555"/>
+                <w:sz w:val="16"/>
+                <w:szCs w:val="16"/>
+              </w:rPr>
+              <w:t xml:space="preserve">제출하면 바로 점수와 문항별 정답·해설이 나와요</w:t>
+            </w:r>
+          </w:p>
+        </w:tc>
+      </w:tr>
+    </w:tbl>
+    <w:p>
+      <w:pPr>
+        <w:spacing w:after="90"/>
+      </w:pPr>
+      <w:r>
+        <w:rPr>
+          <w:rFonts w:ascii="맑은 고딕" w:cs="맑은 고딕" w:eastAsia="맑은 고딕" w:hAnsi="맑은 고딕"/>
+          <w:sz w:val="20"/>
+          <w:szCs w:val="20"/>
+        </w:rPr>
+        <w:t xml:space="preserve"/>
+      </w:r>
+    </w:p>
+    <w:p>
+      <w:pPr>
+        <w:pBdr>
+          <w:left w:val="single" w:color="B8860B" w:sz="18" w:space="6"/>
+        </w:pBdr>
+        <w:shd w:fill="FFF6DF" w:val="clear"/>
+        <w:spacing w:after="60" w:before="60"/>
+        <w:ind w:left="100"/>
+      </w:pPr>
+      <w:r>
+        <w:rPr>
+          <w:rFonts w:ascii="맑은 고딕" w:cs="맑은 고딕" w:eastAsia="맑은 고딕" w:hAnsi="맑은 고딕"/>
+          <w:b/>
+          <w:bCs/>
+          <w:color w:val="B8860B"/>
+          <w:sz w:val="20"/>
+          <w:szCs w:val="20"/>
+        </w:rPr>
+        <w:t xml:space="preserve">  ⏰ 꼭 기억하기  </w:t>
+      </w:r>
+      <w:r>
+        <w:rPr>
+          <w:rFonts w:ascii="맑은 고딕" w:cs="맑은 고딕" w:eastAsia="맑은 고딕" w:hAnsi="맑은 고딕"/>
+          <w:sz w:val="20"/>
+          <w:szCs w:val="20"/>
+        </w:rPr>
+        <w:t xml:space="preserve">제출은 딱 한 번! 제출하면 답을 고칠 수 없어요. 시험 시간이 끝나면 풀던 답이 자동으로 제출돼요. 시험을 보지 않으면 0점으로 계산돼서 우리 반 평균에도 영향이 있으니, 사정이 있으면 미리 담임 선생님께 말씀드리세요.</w:t>
+      </w:r>
+    </w:p>
+    <w:p>
+      <w:pPr>
+        <w:pStyle w:val="ListParagraph"/>
+        <w:numPr>
+          <w:ilvl w:val="0"/>
+          <w:numId w:val="2"/>
+        </w:numPr>
+        <w:spacing w:after="60"/>
+      </w:pPr>
+      <w:r>
+        <w:rPr>
+          <w:rFonts w:ascii="맑은 고딕" w:cs="맑은 고딕" w:eastAsia="맑은 고딕" w:hAnsi="맑은 고딕"/>
+          <w:b/>
+          <w:bCs/>
+          <w:color w:val="1F3A5F"/>
+          <w:sz w:val="20"/>
+          <w:szCs w:val="20"/>
+        </w:rPr>
+        <w:t xml:space="preserve">중간에 끊겼다면  </w:t>
+      </w:r>
+      <w:r>
+        <w:rPr>
+          <w:rFonts w:ascii="맑은 고딕" w:cs="맑은 고딕" w:eastAsia="맑은 고딕" w:hAnsi="맑은 고딕"/>
+          <w:sz w:val="20"/>
+          <w:szCs w:val="20"/>
+        </w:rPr>
+        <w:t xml:space="preserve">앱이 꺼지거나 새로고침해도 풀던 답은 자동 저장돼요. 다시 들어와서 "이어서 풀기"를 누르면 돼요.</w:t>
+      </w:r>
+    </w:p>
+    <w:p>
+      <w:pPr>
+        <w:pStyle w:val="ListParagraph"/>
+        <w:numPr>
+          <w:ilvl w:val="0"/>
+          <w:numId w:val="2"/>
+        </w:numPr>
+        <w:spacing w:after="60"/>
+      </w:pPr>
+      <w:r>
+        <w:rPr>
+          <w:rFonts w:ascii="맑은 고딕" w:cs="맑은 고딕" w:eastAsia="맑은 고딕" w:hAnsi="맑은 고딕"/>
+          <w:b/>
+          <w:bCs/>
+          <w:color w:val="1F3A5F"/>
+          <w:sz w:val="20"/>
+          <w:szCs w:val="20"/>
+        </w:rPr>
+        <w:t xml:space="preserve">서술형 점수  </w:t>
+      </w:r>
+      <w:r>
+        <w:rPr>
+          <w:rFonts w:ascii="맑은 고딕" w:cs="맑은 고딕" w:eastAsia="맑은 고딕" w:hAnsi="맑은 고딕"/>
+          <w:sz w:val="20"/>
+          <w:szCs w:val="20"/>
+        </w:rPr>
+        <w:t xml:space="preserve">서술형은 선생님이 답을 확인한 뒤 점수가 조금 바뀔 수 있어요. (그동안은 "잠정" 점수로 보여요)</w:t>
+      </w:r>
+    </w:p>
+    <w:p>
+      <w:pPr>
+        <w:pStyle w:val="ListParagraph"/>
+        <w:numPr>
+          <w:ilvl w:val="0"/>
+          <w:numId w:val="2"/>
+        </w:numPr>
+        <w:spacing w:after="60"/>
+      </w:pPr>
+      <w:r>
+        <w:rPr>
+          <w:rFonts w:ascii="맑은 고딕" w:cs="맑은 고딕" w:eastAsia="맑은 고딕" w:hAnsi="맑은 고딕"/>
+          <w:b/>
+          <w:bCs/>
+          <w:color w:val="1F3A5F"/>
+          <w:sz w:val="20"/>
+          <w:szCs w:val="20"/>
+        </w:rPr>
+        <w:t xml:space="preserve">마일리지와는?  </w:t>
+      </w:r>
+      <w:r>
+        <w:rPr>
+          <w:rFonts w:ascii="맑은 고딕" w:cs="맑은 고딕" w:eastAsia="맑은 고딕" w:hAnsi="맑은 고딕"/>
+          <w:sz w:val="20"/>
+          <w:szCs w:val="20"/>
+        </w:rPr>
+        <w:t xml:space="preserve">시험 점수는 학습 마일리지·연속 학습일과는 별개로 기록돼요.</w:t>
       </w:r>
     </w:p>
     <w:p>
